--- a/manuscript/title_page.docx
+++ b/manuscript/title_page.docx
@@ -49,19 +49,57 @@
         <w:t xml:space="preserve"> </w:t>
       </w:r>
       <w:r>
-        <w:t xml:space="preserve">[To be completed by the corresponding author – full name(s),</w:t>
-      </w:r>
-      <w:r>
-        <w:t xml:space="preserve"> </w:t>
-      </w:r>
-      <w:r>
-        <w:t xml:space="preserve">institutional/corporate/commercial affiliation(s), up to two major degrees per</w:t>
-      </w:r>
-      <w:r>
-        <w:t xml:space="preserve"> </w:t>
-      </w:r>
-      <w:r>
-        <w:t xml:space="preserve">author.]</w:t>
+        <w:t xml:space="preserve">Jenna Carter, MD</w:t>
+      </w:r>
+      <w:r>
+        <w:rPr>
+          <w:vertAlign w:val="superscript"/>
+        </w:rPr>
+        <w:t xml:space="preserve">1</w:t>
+      </w:r>
+      <w:r>
+        <w:t xml:space="preserve">; Tyler M. Muffly, MD</w:t>
+      </w:r>
+      <w:r>
+        <w:rPr>
+          <w:vertAlign w:val="superscript"/>
+        </w:rPr>
+        <w:t xml:space="preserve">2</w:t>
+      </w:r>
+      <w:r>
+        <w:t xml:space="preserve">; Marisa Moroney, MD</w:t>
+      </w:r>
+      <w:r>
+        <w:rPr>
+          <w:vertAlign w:val="superscript"/>
+        </w:rPr>
+        <w:t xml:space="preserve">1</w:t>
+      </w:r>
+    </w:p>
+    <w:p>
+      <w:pPr>
+        <w:pStyle w:val="BodyText"/>
+      </w:pPr>
+      <w:r>
+        <w:rPr>
+          <w:vertAlign w:val="superscript"/>
+        </w:rPr>
+        <w:t xml:space="preserve">1</w:t>
+      </w:r>
+      <w:r>
+        <w:t xml:space="preserve">University of Colorado, Department of Obstetrics and Gynecology, Aurora, CO.</w:t>
+      </w:r>
+      <w:r>
+        <w:t xml:space="preserve"> </w:t>
+      </w:r>
+      <w:r>
+        <w:rPr>
+          <w:vertAlign w:val="superscript"/>
+        </w:rPr>
+        <w:t xml:space="preserve">2</w:t>
+      </w:r>
+      <w:r>
+        <w:t xml:space="preserve">Denver Health and Hospital Authority, Denver, CO.</w:t>
       </w:r>
     </w:p>
     <w:p>
@@ -79,13 +117,13 @@
         <w:t xml:space="preserve"> </w:t>
       </w:r>
       <w:r>
-        <w:t xml:space="preserve">[Name, department and institution name, city,</w:t>
-      </w:r>
-      <w:r>
-        <w:t xml:space="preserve"> </w:t>
-      </w:r>
-      <w:r>
-        <w:t xml:space="preserve">state, email address.]</w:t>
+        <w:t xml:space="preserve">Tyler M. Muffly, MD, Denver Health and Hospital</w:t>
+      </w:r>
+      <w:r>
+        <w:t xml:space="preserve"> </w:t>
+      </w:r>
+      <w:r>
+        <w:t xml:space="preserve">Authority, Denver, CO, tyler.muffly@dhha.org</w:t>
       </w:r>
     </w:p>
     <w:p>
